--- a/Games/PC/Strategy/Commandos Behind Enemy Lines (2.51 GB)/2-Documentation (197 MB)/4-Reference Sheets/Source.docx
+++ b/Games/PC/Strategy/Commandos Behind Enemy Lines (2.51 GB)/2-Documentation (197 MB)/4-Reference Sheets/Source.docx
@@ -27,6 +27,9 @@
         <w:t>mobygames_com_game_976_commandos_behind_enemy_lines_credits_windows_autoplatform_true</w:t>
       </w:r>
       <w:r>
+        <w:t>.pdf</w:t>
+      </w:r>
+      <w:r>
         <w:t xml:space="preserve"> -&gt; </w:t>
       </w:r>
       <w:r>
@@ -42,16 +45,13 @@
         <w:t xml:space="preserve"> Commandos – Behind Enemy Lines</w:t>
       </w:r>
       <w:r>
+        <w:t>.pdf</w:t>
+      </w:r>
+      <w:r>
         <w:t>] [</w:t>
       </w:r>
       <w:r>
-        <w:t xml:space="preserve">MobyGames </w:t>
-      </w:r>
-      <w:r>
-        <w:t>Credits</w:t>
-      </w:r>
-      <w:r>
-        <w:t>: Commandos – Behind Enemy Lines</w:t>
+        <w:t>Commandos: Behind Enemy Lines - PC - Documentation 2 -&gt; MobyGames Credits - Commandos – Behind Enemy Lines</w:t>
       </w:r>
       <w:r>
         <w:t>]</w:t>
@@ -94,6 +94,34 @@
       </w:r>
       <w:r>
         <w:t>Entertainment</w:t>
+      </w:r>
+    </w:p>
+    <w:p>
+      <w:pPr>
+        <w:ind w:left="720"/>
+      </w:pPr>
+      <w:r>
+        <w:t xml:space="preserve">* </w:t>
+      </w:r>
+      <w:r>
+        <w:rPr>
+          <w:b/>
+          <w:bCs/>
+        </w:rPr>
+        <w:t xml:space="preserve">Source </w:t>
+      </w:r>
+      <w:r>
+        <w:rPr>
+          <w:b/>
+          <w:bCs/>
+        </w:rPr>
+        <w:t>Platform</w:t>
+      </w:r>
+      <w:r>
+        <w:t xml:space="preserve">: </w:t>
+      </w:r>
+      <w:r>
+        <w:t>MobyGames (https://www.mobygames.com)</w:t>
       </w:r>
     </w:p>
     <w:p>
@@ -135,7 +163,10 @@
         <w:t>Download Server / Mirror</w:t>
       </w:r>
       <w:r>
-        <w:t>: www.mobygames.com</w:t>
+        <w:t xml:space="preserve">: </w:t>
+      </w:r>
+      <w:r>
+        <w:t>https://www.mobygames.com [MobyGames Main Web Server]</w:t>
       </w:r>
       <w:r>
         <w:br/>
@@ -149,7 +180,10 @@
         <w:t>Download Method</w:t>
       </w:r>
       <w:r>
-        <w:t>: https://www.sejda.com/html-to-pdf -&gt; convert html to pdf</w:t>
+        <w:t xml:space="preserve">: </w:t>
+      </w:r>
+      <w:r>
+        <w:t>Web Tool: Sejda - HTML to PDF (https://www.sejda.com/html-to-pdf) [convert html to pdf]</w:t>
       </w:r>
     </w:p>
     <w:p>
@@ -224,10 +258,33 @@
         <w:t xml:space="preserve">: </w:t>
       </w:r>
       <w:r>
-        <w:t xml:space="preserve">KINGSTON Games (F:)/Games/.. </w:t>
-      </w:r>
-      <w:r>
-        <w:br/>
+        <w:t>KINGSTON Games (F:)/Games</w:t>
+      </w:r>
+      <w:proofErr w:type="gramStart"/>
+      <w:r>
+        <w:t>/..</w:t>
+      </w:r>
+      <w:proofErr w:type="gramEnd"/>
+      <w:r>
+        <w:t xml:space="preserve"> | </w:t>
+      </w:r>
+      <w:r>
+        <w:t xml:space="preserve">StorageType: Cloud -&gt; Platform: GitHub -&gt; Account: gamekingdomelbaf1 -&gt; Repository: KingdomheartsGame -&gt; Path: Games/PC/Strategy/Commandos Behind Enemy Lines (2.51 </w:t>
+      </w:r>
+      <w:proofErr w:type="gramStart"/>
+      <w:r>
+        <w:t>GB)/</w:t>
+      </w:r>
+      <w:r>
+        <w:t>..</w:t>
+      </w:r>
+      <w:proofErr w:type="gramEnd"/>
+    </w:p>
+    <w:p>
+      <w:pPr>
+        <w:ind w:left="720"/>
+      </w:pPr>
+      <w:r>
         <w:t xml:space="preserve">* </w:t>
       </w:r>
       <w:r>
@@ -267,6 +324,9 @@
         <w:t>mobygames_com_game_976_commandos_behind_enemy_lines_releases</w:t>
       </w:r>
       <w:r>
+        <w:t>.pdf</w:t>
+      </w:r>
+      <w:r>
         <w:t xml:space="preserve"> -&gt; </w:t>
       </w:r>
       <w:r>
@@ -282,16 +342,13 @@
         <w:t xml:space="preserve"> Commandos – Behind Enemy Lines</w:t>
       </w:r>
       <w:r>
+        <w:t>.pdf</w:t>
+      </w:r>
+      <w:r>
         <w:t>] [</w:t>
       </w:r>
       <w:r>
-        <w:t xml:space="preserve">MobyGames </w:t>
-      </w:r>
-      <w:r>
-        <w:t>Releases</w:t>
-      </w:r>
-      <w:r>
-        <w:t>: Commandos – Behind Enemy Lines</w:t>
+        <w:t>Commandos: Behind Enemy Lines - PC - Documentation 10 -&gt; MobyGames Releases - Commandos – Behind Enemy Lines</w:t>
       </w:r>
       <w:r>
         <w:t>]</w:t>
@@ -341,6 +398,35 @@
         <w:ind w:left="720"/>
       </w:pPr>
       <w:r>
+        <w:t xml:space="preserve">* </w:t>
+      </w:r>
+      <w:r>
+        <w:rPr>
+          <w:b/>
+          <w:bCs/>
+        </w:rPr>
+        <w:t xml:space="preserve">Source </w:t>
+      </w:r>
+      <w:r>
+        <w:rPr>
+          <w:b/>
+          <w:bCs/>
+        </w:rPr>
+        <w:t>Platform</w:t>
+      </w:r>
+      <w:r>
+        <w:t xml:space="preserve">: </w:t>
+      </w:r>
+      <w:r>
+        <w:t>MobyGames (https://www.mobygames.com)</w:t>
+      </w:r>
+    </w:p>
+    <w:p>
+      <w:pPr>
+        <w:ind w:left="720"/>
+      </w:pPr>
+      <w:r>
+        <w:lastRenderedPageBreak/>
         <w:t xml:space="preserve">* </w:t>
       </w:r>
       <w:r>
@@ -378,7 +464,10 @@
         <w:t>Download Server / Mirror</w:t>
       </w:r>
       <w:r>
-        <w:t>: www.mobygames.com</w:t>
+        <w:t xml:space="preserve">: </w:t>
+      </w:r>
+      <w:r>
+        <w:t>https://www.mobygames.com [MobyGames Main Web Server]</w:t>
       </w:r>
       <w:r>
         <w:br/>
@@ -392,7 +481,10 @@
         <w:t>Download Method</w:t>
       </w:r>
       <w:r>
-        <w:t>: https://www.sejda.com/html-to-pdf -&gt; convert html to pdf</w:t>
+        <w:t xml:space="preserve">: </w:t>
+      </w:r>
+      <w:r>
+        <w:t>Web Tool: Sejda - HTML to PDF (https://www.sejda.com/html-to-pdf) [convert html to pdf]</w:t>
       </w:r>
     </w:p>
     <w:p>
@@ -454,7 +546,6 @@
         <w:ind w:left="720"/>
       </w:pPr>
       <w:r>
-        <w:lastRenderedPageBreak/>
         <w:t xml:space="preserve">* </w:t>
       </w:r>
       <w:r>
@@ -468,10 +559,33 @@
         <w:t xml:space="preserve">: </w:t>
       </w:r>
       <w:r>
-        <w:t xml:space="preserve">KINGSTON Games (F:)/Games/.. </w:t>
-      </w:r>
-      <w:r>
-        <w:br/>
+        <w:t>KINGSTON Games (F:)/Games</w:t>
+      </w:r>
+      <w:proofErr w:type="gramStart"/>
+      <w:r>
+        <w:t>/..</w:t>
+      </w:r>
+      <w:proofErr w:type="gramEnd"/>
+      <w:r>
+        <w:t xml:space="preserve"> | </w:t>
+      </w:r>
+      <w:r>
+        <w:t xml:space="preserve">StorageType: Cloud -&gt; Platform: GitHub -&gt; Account: gamekingdomelbaf1 -&gt; Repository: KingdomheartsGame -&gt; Path: Games/PC/Strategy/Commandos Behind Enemy Lines (2.51 </w:t>
+      </w:r>
+      <w:proofErr w:type="gramStart"/>
+      <w:r>
+        <w:t>GB)/</w:t>
+      </w:r>
+      <w:r>
+        <w:t>..</w:t>
+      </w:r>
+      <w:proofErr w:type="gramEnd"/>
+    </w:p>
+    <w:p>
+      <w:pPr>
+        <w:ind w:left="720"/>
+      </w:pPr>
+      <w:r>
         <w:t xml:space="preserve">* </w:t>
       </w:r>
       <w:r>
@@ -515,6 +629,9 @@
         <w:t>mobygames_com_game_976_commandos_behind_enemy_lines_stores</w:t>
       </w:r>
       <w:r>
+        <w:t>.pdf</w:t>
+      </w:r>
+      <w:r>
         <w:t xml:space="preserve"> -&gt; </w:t>
       </w:r>
       <w:r>
@@ -530,16 +647,13 @@
         <w:t xml:space="preserve"> Commandos – Behind Enemy Lines</w:t>
       </w:r>
       <w:r>
+        <w:t>.pdf</w:t>
+      </w:r>
+      <w:r>
         <w:t>] [</w:t>
       </w:r>
       <w:r>
-        <w:t xml:space="preserve">MobyGames </w:t>
-      </w:r>
-      <w:r>
-        <w:t>Prices</w:t>
-      </w:r>
-      <w:r>
-        <w:t>: Commandos – Behind Enemy Lines</w:t>
+        <w:t>Commandos: Behind Enemy Lines - PC - Documentation 12 -&gt; MobyGames Prices - Commandos – Behind Enemy Lines</w:t>
       </w:r>
       <w:r>
         <w:t>]</w:t>
@@ -582,6 +696,34 @@
       </w:r>
       <w:r>
         <w:t>Entertainment</w:t>
+      </w:r>
+    </w:p>
+    <w:p>
+      <w:pPr>
+        <w:ind w:left="720"/>
+      </w:pPr>
+      <w:r>
+        <w:t xml:space="preserve">* </w:t>
+      </w:r>
+      <w:r>
+        <w:rPr>
+          <w:b/>
+          <w:bCs/>
+        </w:rPr>
+        <w:t xml:space="preserve">Source </w:t>
+      </w:r>
+      <w:r>
+        <w:rPr>
+          <w:b/>
+          <w:bCs/>
+        </w:rPr>
+        <w:t>Platform</w:t>
+      </w:r>
+      <w:r>
+        <w:t xml:space="preserve">: </w:t>
+      </w:r>
+      <w:r>
+        <w:t>MobyGames (https://www.mobygames.com)</w:t>
       </w:r>
     </w:p>
     <w:p>
@@ -626,7 +768,10 @@
         <w:t>Download Server / Mirror</w:t>
       </w:r>
       <w:r>
-        <w:t>: www.mobygames.com</w:t>
+        <w:t xml:space="preserve">: </w:t>
+      </w:r>
+      <w:r>
+        <w:t>https://www.mobygames.com [MobyGames Main Web Server]</w:t>
       </w:r>
       <w:r>
         <w:br/>
@@ -640,7 +785,10 @@
         <w:t>Download Method</w:t>
       </w:r>
       <w:r>
-        <w:t>: https://www.sejda.com/html-to-pdf -&gt; convert html to pdf</w:t>
+        <w:t xml:space="preserve">: </w:t>
+      </w:r>
+      <w:r>
+        <w:t>Web Tool: Sejda - HTML to PDF (https://www.sejda.com/html-to-pdf) [convert html to pdf]</w:t>
       </w:r>
     </w:p>
     <w:p>
@@ -702,6 +850,7 @@
         <w:ind w:left="720"/>
       </w:pPr>
       <w:r>
+        <w:lastRenderedPageBreak/>
         <w:t xml:space="preserve">* </w:t>
       </w:r>
       <w:r>
@@ -715,10 +864,33 @@
         <w:t xml:space="preserve">: </w:t>
       </w:r>
       <w:r>
-        <w:t xml:space="preserve">KINGSTON Games (F:)/Games/.. </w:t>
-      </w:r>
-      <w:r>
-        <w:br/>
+        <w:t>KINGSTON Games (F:)/Games</w:t>
+      </w:r>
+      <w:proofErr w:type="gramStart"/>
+      <w:r>
+        <w:t>/..</w:t>
+      </w:r>
+      <w:proofErr w:type="gramEnd"/>
+      <w:r>
+        <w:t xml:space="preserve"> | </w:t>
+      </w:r>
+      <w:r>
+        <w:t xml:space="preserve">StorageType: Cloud -&gt; Platform: GitHub -&gt; Account: gamekingdomelbaf1 -&gt; Repository: KingdomheartsGame -&gt; Path: Games/PC/Strategy/Commandos Behind Enemy Lines (2.51 </w:t>
+      </w:r>
+      <w:proofErr w:type="gramStart"/>
+      <w:r>
+        <w:t>GB)/</w:t>
+      </w:r>
+      <w:r>
+        <w:t>..</w:t>
+      </w:r>
+      <w:proofErr w:type="gramEnd"/>
+    </w:p>
+    <w:p>
+      <w:pPr>
+        <w:ind w:left="720"/>
+      </w:pPr>
+      <w:r>
         <w:t xml:space="preserve">* </w:t>
       </w:r>
       <w:r>
@@ -731,11 +903,6 @@
       <w:r>
         <w:t>:</w:t>
       </w:r>
-    </w:p>
-    <w:p>
-      <w:pPr>
-        <w:ind w:left="720"/>
-      </w:pPr>
     </w:p>
     <w:p/>
     <w:sectPr>
@@ -1245,7 +1412,7 @@
   <w:style w:type="paragraph" w:default="1" w:styleId="Normal">
     <w:name w:val="Normal"/>
     <w:qFormat/>
-    <w:rsid w:val="005E4CBD"/>
+    <w:rsid w:val="00AA55D7"/>
   </w:style>
   <w:style w:type="paragraph" w:styleId="Heading1">
     <w:name w:val="heading 1"/>

--- a/Games/PC/Strategy/Commandos Behind Enemy Lines (2.51 GB)/2-Documentation (197 MB)/4-Reference Sheets/Source.docx
+++ b/Games/PC/Strategy/Commandos Behind Enemy Lines (2.51 GB)/2-Documentation (197 MB)/4-Reference Sheets/Source.docx
@@ -11,65 +11,51 @@
         </w:numPr>
       </w:pPr>
       <w:r>
-        <w:t xml:space="preserve">* </w:t>
-      </w:r>
-      <w:r>
-        <w:rPr>
-          <w:b/>
+        <w:rPr>
           <w:bCs/>
         </w:rPr>
-        <w:t>Download Name</w:t>
-      </w:r>
-      <w:r>
-        <w:t>: [</w:t>
-      </w:r>
-      <w:r>
-        <w:t>mobygames_com_game_976_commandos_behind_enemy_lines_credits_windows_autoplatform_true</w:t>
-      </w:r>
-      <w:r>
-        <w:t>.pdf</w:t>
-      </w:r>
-      <w:r>
-        <w:t xml:space="preserve"> -&gt; </w:t>
-      </w:r>
-      <w:r>
-        <w:t xml:space="preserve">MobyGames </w:t>
-      </w:r>
-      <w:r>
-        <w:t>Credits</w:t>
-      </w:r>
-      <w:r>
-        <w:t xml:space="preserve"> -</w:t>
-      </w:r>
-      <w:r>
-        <w:t xml:space="preserve"> Commandos – Behind Enemy Lines</w:t>
-      </w:r>
-      <w:r>
-        <w:t>.pdf</w:t>
-      </w:r>
-      <w:r>
-        <w:t>] [</w:t>
-      </w:r>
-      <w:r>
-        <w:t>Commandos: Behind Enemy Lines - PC - Documentation 2 -&gt; MobyGames Credits - Commandos – Behind Enemy Lines</w:t>
-      </w:r>
-      <w:r>
-        <w:t>]</w:t>
-      </w:r>
-    </w:p>
-    <w:p>
-      <w:pPr>
-        <w:ind w:left="720"/>
-      </w:pPr>
-      <w:r>
-        <w:t xml:space="preserve">* </w:t>
-      </w:r>
-      <w:r>
-        <w:rPr>
-          <w:b/>
+        <w:t>*</w:t>
+      </w:r>
+      <w:r>
+        <w:rPr>
+          <w:b/>
+        </w:rPr>
+        <w:t xml:space="preserve"> Source ID: </w:t>
+      </w:r>
+      <w:r>
+        <w:rPr>
           <w:bCs/>
         </w:rPr>
-        <w:t>Download Type</w:t>
+        <w:t>131</w:t>
+      </w:r>
+      <w:r>
+        <w:br/>
+      </w:r>
+      <w:r>
+        <w:t xml:space="preserve">* </w:t>
+      </w:r>
+      <w:r>
+        <w:rPr>
+          <w:b/>
+        </w:rPr>
+        <w:t>Content Title</w:t>
+      </w:r>
+      <w:r>
+        <w:t>: [mobygames_com_game_976_commandos_behind_enemy_lines_credits_windows_autoplatform_true.pdf -&gt; MobyGames Credits - Commandos – Behind Enemy Lines.pdf] [Commandos: Behind Enemy Lines - PC - Documentation 2 -&gt; MobyGames Credits - Commandos – Behind Enemy Lines]</w:t>
+      </w:r>
+    </w:p>
+    <w:p>
+      <w:pPr>
+        <w:ind w:left="720"/>
+      </w:pPr>
+      <w:r>
+        <w:t xml:space="preserve">* </w:t>
+      </w:r>
+      <w:r>
+        <w:rPr>
+          <w:b/>
+        </w:rPr>
+        <w:t>Content Type</w:t>
       </w:r>
       <w:r>
         <w:t>: Document</w:t>
@@ -85,58 +71,42 @@
       <w:r>
         <w:rPr>
           <w:b/>
-          <w:bCs/>
-        </w:rPr>
-        <w:t>Source Type</w:t>
-      </w:r>
-      <w:r>
-        <w:t xml:space="preserve">: </w:t>
-      </w:r>
-      <w:r>
-        <w:t>Entertainment</w:t>
-      </w:r>
-    </w:p>
-    <w:p>
-      <w:pPr>
-        <w:ind w:left="720"/>
-      </w:pPr>
-      <w:r>
-        <w:t xml:space="preserve">* </w:t>
-      </w:r>
-      <w:r>
-        <w:rPr>
-          <w:b/>
-          <w:bCs/>
-        </w:rPr>
-        <w:t xml:space="preserve">Source </w:t>
-      </w:r>
-      <w:r>
-        <w:rPr>
-          <w:b/>
-          <w:bCs/>
-        </w:rPr>
-        <w:t>Platform</w:t>
-      </w:r>
-      <w:r>
-        <w:t xml:space="preserve">: </w:t>
-      </w:r>
-      <w:r>
-        <w:t>MobyGames (https://www.mobygames.com)</w:t>
-      </w:r>
-    </w:p>
-    <w:p>
-      <w:pPr>
-        <w:ind w:left="720"/>
-      </w:pPr>
-      <w:r>
-        <w:t xml:space="preserve">* </w:t>
-      </w:r>
-      <w:r>
-        <w:rPr>
-          <w:b/>
-          <w:bCs/>
-        </w:rPr>
-        <w:t>Download Source</w:t>
+        </w:rPr>
+        <w:t>Domain</w:t>
+      </w:r>
+      <w:r>
+        <w:t>: Entertainment</w:t>
+      </w:r>
+    </w:p>
+    <w:p>
+      <w:pPr>
+        <w:ind w:left="720"/>
+      </w:pPr>
+      <w:r>
+        <w:t xml:space="preserve">* </w:t>
+      </w:r>
+      <w:r>
+        <w:rPr>
+          <w:b/>
+        </w:rPr>
+        <w:t>Source Platform</w:t>
+      </w:r>
+      <w:r>
+        <w:t>: MobyGames (https://www.mobygames.com)</w:t>
+      </w:r>
+    </w:p>
+    <w:p>
+      <w:pPr>
+        <w:ind w:left="720"/>
+      </w:pPr>
+      <w:r>
+        <w:t xml:space="preserve">* </w:t>
+      </w:r>
+      <w:r>
+        <w:rPr>
+          <w:b/>
+        </w:rPr>
+        <w:t>Source Reference</w:t>
       </w:r>
       <w:r>
         <w:t xml:space="preserve">: </w:t>
@@ -160,13 +130,13 @@
           <w:b/>
           <w:bCs/>
         </w:rPr>
-        <w:t>Download Server / Mirror</w:t>
+        <w:t>Source Type</w:t>
       </w:r>
       <w:r>
         <w:t xml:space="preserve">: </w:t>
       </w:r>
       <w:r>
-        <w:t>https://www.mobygames.com [MobyGames Main Web Server]</w:t>
+        <w:t>Converted</w:t>
       </w:r>
       <w:r>
         <w:br/>
@@ -177,28 +147,59 @@
           <w:b/>
           <w:bCs/>
         </w:rPr>
-        <w:t>Download Method</w:t>
-      </w:r>
-      <w:r>
-        <w:t xml:space="preserve">: </w:t>
-      </w:r>
-      <w:r>
-        <w:t>Web Tool: Sejda - HTML to PDF (https://www.sejda.com/html-to-pdf) [convert html to pdf]</w:t>
-      </w:r>
-    </w:p>
-    <w:p>
-      <w:pPr>
-        <w:ind w:left="720"/>
-      </w:pPr>
-      <w:r>
-        <w:t xml:space="preserve">* </w:t>
-      </w:r>
-      <w:r>
-        <w:rPr>
-          <w:b/>
-          <w:bCs/>
-        </w:rPr>
-        <w:t>Download Format</w:t>
+        <w:t>Source Nature:</w:t>
+      </w:r>
+      <w:r>
+        <w:t xml:space="preserve"> </w:t>
+      </w:r>
+      <w:r>
+        <w:t>D</w:t>
+      </w:r>
+      <w:r>
+        <w:t>igital</w:t>
+      </w:r>
+      <w:r>
+        <w:t xml:space="preserve">   </w:t>
+      </w:r>
+      <w:r>
+        <w:br/>
+        <w:t xml:space="preserve">* </w:t>
+      </w:r>
+      <w:r>
+        <w:rPr>
+          <w:b/>
+        </w:rPr>
+        <w:t>Storage Host</w:t>
+      </w:r>
+      <w:r>
+        <w:t>: https://www.mobygames.com [MobyGames Main Web Server]</w:t>
+      </w:r>
+      <w:r>
+        <w:br/>
+        <w:t xml:space="preserve">* </w:t>
+      </w:r>
+      <w:r>
+        <w:rPr>
+          <w:b/>
+        </w:rPr>
+        <w:t>Acquisition Method</w:t>
+      </w:r>
+      <w:r>
+        <w:t>: Web Tool: Sejda - HTML to PDF (https://www.sejda.com/html-to-pdf) [convert html to pdf]</w:t>
+      </w:r>
+    </w:p>
+    <w:p>
+      <w:pPr>
+        <w:ind w:left="720"/>
+      </w:pPr>
+      <w:r>
+        <w:t xml:space="preserve">* </w:t>
+      </w:r>
+      <w:r>
+        <w:rPr>
+          <w:b/>
+        </w:rPr>
+        <w:t>File Format</w:t>
       </w:r>
       <w:r>
         <w:t>: .pdf</w:t>
@@ -214,9 +215,8 @@
       <w:r>
         <w:rPr>
           <w:b/>
-          <w:bCs/>
-        </w:rPr>
-        <w:t>Download Quality</w:t>
+        </w:rPr>
+        <w:t>Content Quality</w:t>
       </w:r>
       <w:r>
         <w:t xml:space="preserve">: Medium </w:t>
@@ -232,9 +232,8 @@
       <w:r>
         <w:rPr>
           <w:b/>
-          <w:bCs/>
-        </w:rPr>
-        <w:t>Download Date</w:t>
+        </w:rPr>
+        <w:t>Acquisition Date</w:t>
       </w:r>
       <w:r>
         <w:t>: 8/28/2025</w:t>
@@ -250,47 +249,23 @@
       <w:r>
         <w:rPr>
           <w:b/>
-          <w:bCs/>
-        </w:rPr>
-        <w:t>Saved Location</w:t>
-      </w:r>
-      <w:r>
-        <w:t xml:space="preserve">: </w:t>
-      </w:r>
-      <w:r>
-        <w:t>KINGSTON Games (F:)/Games</w:t>
-      </w:r>
-      <w:proofErr w:type="gramStart"/>
-      <w:r>
-        <w:t>/..</w:t>
-      </w:r>
-      <w:proofErr w:type="gramEnd"/>
-      <w:r>
-        <w:t xml:space="preserve"> | </w:t>
-      </w:r>
-      <w:r>
-        <w:t xml:space="preserve">StorageType: Cloud -&gt; Platform: GitHub -&gt; Account: gamekingdomelbaf1 -&gt; Repository: KingdomheartsGame -&gt; Path: Games/PC/Strategy/Commandos Behind Enemy Lines (2.51 </w:t>
-      </w:r>
-      <w:proofErr w:type="gramStart"/>
-      <w:r>
-        <w:t>GB)/</w:t>
-      </w:r>
-      <w:r>
-        <w:t>..</w:t>
-      </w:r>
-      <w:proofErr w:type="gramEnd"/>
-    </w:p>
-    <w:p>
-      <w:pPr>
-        <w:ind w:left="720"/>
-      </w:pPr>
-      <w:r>
-        <w:t xml:space="preserve">* </w:t>
-      </w:r>
-      <w:r>
-        <w:rPr>
-          <w:b/>
-          <w:bCs/>
+        </w:rPr>
+        <w:t>Storage Location</w:t>
+      </w:r>
+      <w:r>
+        <w:t>: KINGSTON Games (F:)/Games/.. | StorageType: Cloud -&gt; Platform: GitHub -&gt; Account: gamekingdomelbaf1 -&gt; Repository: KingdomheartsGame -&gt; Path: Games/PC/Strategy/Commandos Behind Enemy Lines (2.51 GB)/..</w:t>
+      </w:r>
+    </w:p>
+    <w:p>
+      <w:pPr>
+        <w:ind w:left="720"/>
+      </w:pPr>
+      <w:r>
+        <w:t xml:space="preserve">* </w:t>
+      </w:r>
+      <w:r>
+        <w:rPr>
+          <w:b/>
         </w:rPr>
         <w:t>Notes</w:t>
       </w:r>
@@ -308,65 +283,57 @@
         </w:numPr>
       </w:pPr>
       <w:r>
-        <w:t xml:space="preserve">* </w:t>
-      </w:r>
-      <w:r>
-        <w:rPr>
-          <w:b/>
+        <w:rPr>
           <w:bCs/>
         </w:rPr>
-        <w:t>Download Name</w:t>
-      </w:r>
-      <w:r>
-        <w:t>: [</w:t>
-      </w:r>
-      <w:r>
-        <w:t>mobygames_com_game_976_commandos_behind_enemy_lines_releases</w:t>
-      </w:r>
-      <w:r>
-        <w:t>.pdf</w:t>
-      </w:r>
-      <w:r>
-        <w:t xml:space="preserve"> -&gt; </w:t>
-      </w:r>
-      <w:r>
-        <w:t xml:space="preserve">MobyGames </w:t>
-      </w:r>
-      <w:r>
-        <w:t>Releases</w:t>
-      </w:r>
-      <w:r>
-        <w:t xml:space="preserve"> -</w:t>
-      </w:r>
-      <w:r>
-        <w:t xml:space="preserve"> Commandos – Behind Enemy Lines</w:t>
-      </w:r>
-      <w:r>
-        <w:t>.pdf</w:t>
-      </w:r>
-      <w:r>
-        <w:t>] [</w:t>
-      </w:r>
-      <w:r>
-        <w:t>Commandos: Behind Enemy Lines - PC - Documentation 10 -&gt; MobyGames Releases - Commandos – Behind Enemy Lines</w:t>
-      </w:r>
-      <w:r>
-        <w:t>]</w:t>
-      </w:r>
-    </w:p>
-    <w:p>
-      <w:pPr>
-        <w:ind w:left="720"/>
-      </w:pPr>
-      <w:r>
-        <w:t xml:space="preserve">* </w:t>
-      </w:r>
-      <w:r>
-        <w:rPr>
-          <w:b/>
+        <w:t>*</w:t>
+      </w:r>
+      <w:r>
+        <w:rPr>
+          <w:b/>
+        </w:rPr>
+        <w:t xml:space="preserve"> Source ID: </w:t>
+      </w:r>
+      <w:r>
+        <w:rPr>
           <w:bCs/>
         </w:rPr>
-        <w:t>Download Type</w:t>
+        <w:t>13</w:t>
+      </w:r>
+      <w:r>
+        <w:rPr>
+          <w:bCs/>
+        </w:rPr>
+        <w:t>9</w:t>
+      </w:r>
+      <w:r>
+        <w:br/>
+      </w:r>
+      <w:r>
+        <w:t xml:space="preserve">* </w:t>
+      </w:r>
+      <w:r>
+        <w:rPr>
+          <w:b/>
+        </w:rPr>
+        <w:t>Content Title</w:t>
+      </w:r>
+      <w:r>
+        <w:t>: [mobygames_com_game_976_commandos_behind_enemy_lines_releases.pdf -&gt; MobyGames Releases - Commandos – Behind Enemy Lines.pdf] [Commandos: Behind Enemy Lines - PC - Documentation 10 -&gt; MobyGames Releases - Commandos – Behind Enemy Lines]</w:t>
+      </w:r>
+    </w:p>
+    <w:p>
+      <w:pPr>
+        <w:ind w:left="720"/>
+      </w:pPr>
+      <w:r>
+        <w:t xml:space="preserve">* </w:t>
+      </w:r>
+      <w:r>
+        <w:rPr>
+          <w:b/>
+        </w:rPr>
+        <w:t>Content Type</w:t>
       </w:r>
       <w:r>
         <w:t>: Document</w:t>
@@ -382,43 +349,11 @@
       <w:r>
         <w:rPr>
           <w:b/>
-          <w:bCs/>
-        </w:rPr>
-        <w:t>Source Type</w:t>
-      </w:r>
-      <w:r>
-        <w:t xml:space="preserve">: </w:t>
-      </w:r>
-      <w:r>
-        <w:t>Entertainment</w:t>
-      </w:r>
-    </w:p>
-    <w:p>
-      <w:pPr>
-        <w:ind w:left="720"/>
-      </w:pPr>
-      <w:r>
-        <w:t xml:space="preserve">* </w:t>
-      </w:r>
-      <w:r>
-        <w:rPr>
-          <w:b/>
-          <w:bCs/>
-        </w:rPr>
-        <w:t xml:space="preserve">Source </w:t>
-      </w:r>
-      <w:r>
-        <w:rPr>
-          <w:b/>
-          <w:bCs/>
-        </w:rPr>
-        <w:t>Platform</w:t>
-      </w:r>
-      <w:r>
-        <w:t xml:space="preserve">: </w:t>
-      </w:r>
-      <w:r>
-        <w:t>MobyGames (https://www.mobygames.com)</w:t>
+        </w:rPr>
+        <w:t>Domain</w:t>
+      </w:r>
+      <w:r>
+        <w:t>: Entertainment</w:t>
       </w:r>
     </w:p>
     <w:p>
@@ -432,9 +367,25 @@
       <w:r>
         <w:rPr>
           <w:b/>
-          <w:bCs/>
-        </w:rPr>
-        <w:t>Download Source</w:t>
+        </w:rPr>
+        <w:t>Source Platform</w:t>
+      </w:r>
+      <w:r>
+        <w:t>: MobyGames (https://www.mobygames.com)</w:t>
+      </w:r>
+    </w:p>
+    <w:p>
+      <w:pPr>
+        <w:ind w:left="720"/>
+      </w:pPr>
+      <w:r>
+        <w:t xml:space="preserve">* </w:t>
+      </w:r>
+      <w:r>
+        <w:rPr>
+          <w:b/>
+        </w:rPr>
+        <w:t>Source Reference</w:t>
       </w:r>
       <w:r>
         <w:t xml:space="preserve">: </w:t>
@@ -448,26 +399,59 @@
         </w:r>
       </w:hyperlink>
       <w:r>
+        <w:br/>
+      </w:r>
+      <w:r>
+        <w:t xml:space="preserve">* </w:t>
+      </w:r>
+      <w:r>
+        <w:rPr>
+          <w:b/>
+          <w:bCs/>
+        </w:rPr>
+        <w:t>Source Type</w:t>
+      </w:r>
+      <w:r>
+        <w:t xml:space="preserve">: </w:t>
+      </w:r>
+      <w:r>
+        <w:t>Converted</w:t>
+      </w:r>
+      <w:r>
+        <w:br/>
+        <w:t xml:space="preserve">* </w:t>
+      </w:r>
+      <w:r>
+        <w:rPr>
+          <w:b/>
+          <w:bCs/>
+        </w:rPr>
+        <w:t>Source Nature:</w:t>
+      </w:r>
+      <w:r>
         <w:t xml:space="preserve"> </w:t>
       </w:r>
       <w:r>
+        <w:t>D</w:t>
+      </w:r>
+      <w:r>
+        <w:t>igital</w:t>
+      </w:r>
+      <w:r>
+        <w:t xml:space="preserve"> </w:t>
+      </w:r>
+      <w:r>
         <w:br/>
-      </w:r>
-      <w:r>
-        <w:t xml:space="preserve">* </w:t>
-      </w:r>
-      <w:r>
-        <w:rPr>
-          <w:b/>
-          <w:bCs/>
-        </w:rPr>
-        <w:t>Download Server / Mirror</w:t>
-      </w:r>
-      <w:r>
-        <w:t xml:space="preserve">: </w:t>
-      </w:r>
-      <w:r>
-        <w:t>https://www.mobygames.com [MobyGames Main Web Server]</w:t>
+        <w:t xml:space="preserve">* </w:t>
+      </w:r>
+      <w:r>
+        <w:rPr>
+          <w:b/>
+        </w:rPr>
+        <w:t>Storage Host</w:t>
+      </w:r>
+      <w:r>
+        <w:t>: https://www.mobygames.com [MobyGames Main Web Server]</w:t>
       </w:r>
       <w:r>
         <w:br/>
@@ -476,30 +460,25 @@
       <w:r>
         <w:rPr>
           <w:b/>
-          <w:bCs/>
-        </w:rPr>
-        <w:t>Download Method</w:t>
-      </w:r>
-      <w:r>
-        <w:t xml:space="preserve">: </w:t>
-      </w:r>
-      <w:r>
-        <w:t>Web Tool: Sejda - HTML to PDF (https://www.sejda.com/html-to-pdf) [convert html to pdf]</w:t>
-      </w:r>
-    </w:p>
-    <w:p>
-      <w:pPr>
-        <w:ind w:left="720"/>
-      </w:pPr>
-      <w:r>
-        <w:t xml:space="preserve">* </w:t>
-      </w:r>
-      <w:r>
-        <w:rPr>
-          <w:b/>
-          <w:bCs/>
-        </w:rPr>
-        <w:t>Download Format</w:t>
+        </w:rPr>
+        <w:t>Acquisition Method</w:t>
+      </w:r>
+      <w:r>
+        <w:t>: Web Tool: Sejda - HTML to PDF (https://www.sejda.com/html-to-pdf) [convert html to pdf]</w:t>
+      </w:r>
+    </w:p>
+    <w:p>
+      <w:pPr>
+        <w:ind w:left="720"/>
+      </w:pPr>
+      <w:r>
+        <w:t xml:space="preserve">* </w:t>
+      </w:r>
+      <w:r>
+        <w:rPr>
+          <w:b/>
+        </w:rPr>
+        <w:t>File Format</w:t>
       </w:r>
       <w:r>
         <w:t>: .pdf</w:t>
@@ -515,9 +494,8 @@
       <w:r>
         <w:rPr>
           <w:b/>
-          <w:bCs/>
-        </w:rPr>
-        <w:t>Download Quality</w:t>
+        </w:rPr>
+        <w:t>Content Quality</w:t>
       </w:r>
       <w:r>
         <w:t xml:space="preserve">: Medium </w:t>
@@ -533,9 +511,8 @@
       <w:r>
         <w:rPr>
           <w:b/>
-          <w:bCs/>
-        </w:rPr>
-        <w:t>Download Date</w:t>
+        </w:rPr>
+        <w:t>Acquisition Date</w:t>
       </w:r>
       <w:r>
         <w:t>: 8/28/2025</w:t>
@@ -551,47 +528,23 @@
       <w:r>
         <w:rPr>
           <w:b/>
-          <w:bCs/>
-        </w:rPr>
-        <w:t>Saved Location</w:t>
-      </w:r>
-      <w:r>
-        <w:t xml:space="preserve">: </w:t>
-      </w:r>
-      <w:r>
-        <w:t>KINGSTON Games (F:)/Games</w:t>
-      </w:r>
-      <w:proofErr w:type="gramStart"/>
-      <w:r>
-        <w:t>/..</w:t>
-      </w:r>
-      <w:proofErr w:type="gramEnd"/>
-      <w:r>
-        <w:t xml:space="preserve"> | </w:t>
-      </w:r>
-      <w:r>
-        <w:t xml:space="preserve">StorageType: Cloud -&gt; Platform: GitHub -&gt; Account: gamekingdomelbaf1 -&gt; Repository: KingdomheartsGame -&gt; Path: Games/PC/Strategy/Commandos Behind Enemy Lines (2.51 </w:t>
-      </w:r>
-      <w:proofErr w:type="gramStart"/>
-      <w:r>
-        <w:t>GB)/</w:t>
-      </w:r>
-      <w:r>
-        <w:t>..</w:t>
-      </w:r>
-      <w:proofErr w:type="gramEnd"/>
-    </w:p>
-    <w:p>
-      <w:pPr>
-        <w:ind w:left="720"/>
-      </w:pPr>
-      <w:r>
-        <w:t xml:space="preserve">* </w:t>
-      </w:r>
-      <w:r>
-        <w:rPr>
-          <w:b/>
-          <w:bCs/>
+        </w:rPr>
+        <w:t>Storage Location</w:t>
+      </w:r>
+      <w:r>
+        <w:t>: KINGSTON Games (F:)/Games/.. | StorageType: Cloud -&gt; Platform: GitHub -&gt; Account: gamekingdomelbaf1 -&gt; Repository: KingdomheartsGame -&gt; Path: Games/PC/Strategy/Commandos Behind Enemy Lines (2.51 GB)/..</w:t>
+      </w:r>
+    </w:p>
+    <w:p>
+      <w:pPr>
+        <w:ind w:left="720"/>
+      </w:pPr>
+      <w:r>
+        <w:t xml:space="preserve">* </w:t>
+      </w:r>
+      <w:r>
+        <w:rPr>
+          <w:b/>
         </w:rPr>
         <w:t>Notes</w:t>
       </w:r>
@@ -613,65 +566,57 @@
         </w:numPr>
       </w:pPr>
       <w:r>
-        <w:t xml:space="preserve">* </w:t>
-      </w:r>
-      <w:r>
-        <w:rPr>
-          <w:b/>
+        <w:rPr>
           <w:bCs/>
         </w:rPr>
-        <w:t>Download Name</w:t>
-      </w:r>
-      <w:r>
-        <w:t>: [</w:t>
-      </w:r>
-      <w:r>
-        <w:t>mobygames_com_game_976_commandos_behind_enemy_lines_stores</w:t>
-      </w:r>
-      <w:r>
-        <w:t>.pdf</w:t>
-      </w:r>
-      <w:r>
-        <w:t xml:space="preserve"> -&gt; </w:t>
-      </w:r>
-      <w:r>
-        <w:t xml:space="preserve">MobyGames </w:t>
-      </w:r>
-      <w:r>
-        <w:t>Prices</w:t>
-      </w:r>
-      <w:r>
-        <w:t xml:space="preserve"> -</w:t>
-      </w:r>
-      <w:r>
-        <w:t xml:space="preserve"> Commandos – Behind Enemy Lines</w:t>
-      </w:r>
-      <w:r>
-        <w:t>.pdf</w:t>
-      </w:r>
-      <w:r>
-        <w:t>] [</w:t>
-      </w:r>
-      <w:r>
-        <w:t>Commandos: Behind Enemy Lines - PC - Documentation 12 -&gt; MobyGames Prices - Commandos – Behind Enemy Lines</w:t>
-      </w:r>
-      <w:r>
-        <w:t>]</w:t>
-      </w:r>
-    </w:p>
-    <w:p>
-      <w:pPr>
-        <w:ind w:left="720"/>
-      </w:pPr>
-      <w:r>
-        <w:t xml:space="preserve">* </w:t>
-      </w:r>
-      <w:r>
-        <w:rPr>
-          <w:b/>
+        <w:t>*</w:t>
+      </w:r>
+      <w:r>
+        <w:rPr>
+          <w:b/>
+        </w:rPr>
+        <w:t xml:space="preserve"> Source ID: </w:t>
+      </w:r>
+      <w:r>
+        <w:rPr>
           <w:bCs/>
         </w:rPr>
-        <w:t>Download Type</w:t>
+        <w:t>1</w:t>
+      </w:r>
+      <w:r>
+        <w:rPr>
+          <w:bCs/>
+        </w:rPr>
+        <w:t>41</w:t>
+      </w:r>
+      <w:r>
+        <w:br/>
+      </w:r>
+      <w:r>
+        <w:t xml:space="preserve">* </w:t>
+      </w:r>
+      <w:r>
+        <w:rPr>
+          <w:b/>
+        </w:rPr>
+        <w:t>Content Title</w:t>
+      </w:r>
+      <w:r>
+        <w:t>: [mobygames_com_game_976_commandos_behind_enemy_lines_stores.pdf -&gt; MobyGames Prices - Commandos – Behind Enemy Lines.pdf] [Commandos: Behind Enemy Lines - PC - Documentation 12 -&gt; MobyGames Prices - Commandos – Behind Enemy Lines]</w:t>
+      </w:r>
+    </w:p>
+    <w:p>
+      <w:pPr>
+        <w:ind w:left="720"/>
+      </w:pPr>
+      <w:r>
+        <w:t xml:space="preserve">* </w:t>
+      </w:r>
+      <w:r>
+        <w:rPr>
+          <w:b/>
+        </w:rPr>
+        <w:t>Content Type</w:t>
       </w:r>
       <w:r>
         <w:t>: Document</w:t>
@@ -687,58 +632,42 @@
       <w:r>
         <w:rPr>
           <w:b/>
-          <w:bCs/>
-        </w:rPr>
-        <w:t>Source Type</w:t>
-      </w:r>
-      <w:r>
-        <w:t xml:space="preserve">: </w:t>
-      </w:r>
-      <w:r>
-        <w:t>Entertainment</w:t>
-      </w:r>
-    </w:p>
-    <w:p>
-      <w:pPr>
-        <w:ind w:left="720"/>
-      </w:pPr>
-      <w:r>
-        <w:t xml:space="preserve">* </w:t>
-      </w:r>
-      <w:r>
-        <w:rPr>
-          <w:b/>
-          <w:bCs/>
-        </w:rPr>
-        <w:t xml:space="preserve">Source </w:t>
-      </w:r>
-      <w:r>
-        <w:rPr>
-          <w:b/>
-          <w:bCs/>
-        </w:rPr>
-        <w:t>Platform</w:t>
-      </w:r>
-      <w:r>
-        <w:t xml:space="preserve">: </w:t>
-      </w:r>
-      <w:r>
-        <w:t>MobyGames (https://www.mobygames.com)</w:t>
-      </w:r>
-    </w:p>
-    <w:p>
-      <w:pPr>
-        <w:ind w:left="720"/>
-      </w:pPr>
-      <w:r>
-        <w:t xml:space="preserve">* </w:t>
-      </w:r>
-      <w:r>
-        <w:rPr>
-          <w:b/>
-          <w:bCs/>
-        </w:rPr>
-        <w:t>Download Source</w:t>
+        </w:rPr>
+        <w:t>Domain</w:t>
+      </w:r>
+      <w:r>
+        <w:t>: Entertainment</w:t>
+      </w:r>
+    </w:p>
+    <w:p>
+      <w:pPr>
+        <w:ind w:left="720"/>
+      </w:pPr>
+      <w:r>
+        <w:t xml:space="preserve">* </w:t>
+      </w:r>
+      <w:r>
+        <w:rPr>
+          <w:b/>
+        </w:rPr>
+        <w:t>Source Platform</w:t>
+      </w:r>
+      <w:r>
+        <w:t>: MobyGames (https://www.mobygames.com)</w:t>
+      </w:r>
+    </w:p>
+    <w:p>
+      <w:pPr>
+        <w:ind w:left="720"/>
+      </w:pPr>
+      <w:r>
+        <w:t xml:space="preserve">* </w:t>
+      </w:r>
+      <w:r>
+        <w:rPr>
+          <w:b/>
+        </w:rPr>
+        <w:t>Source Reference</w:t>
       </w:r>
       <w:r>
         <w:t xml:space="preserve">: </w:t>
@@ -752,26 +681,59 @@
         </w:r>
       </w:hyperlink>
       <w:r>
+        <w:br/>
+      </w:r>
+      <w:r>
+        <w:t xml:space="preserve">* </w:t>
+      </w:r>
+      <w:r>
+        <w:rPr>
+          <w:b/>
+          <w:bCs/>
+        </w:rPr>
+        <w:t>Source Type</w:t>
+      </w:r>
+      <w:r>
+        <w:t xml:space="preserve">: </w:t>
+      </w:r>
+      <w:r>
+        <w:t>Converted</w:t>
+      </w:r>
+      <w:r>
+        <w:br/>
+        <w:t xml:space="preserve">* </w:t>
+      </w:r>
+      <w:r>
+        <w:rPr>
+          <w:b/>
+          <w:bCs/>
+        </w:rPr>
+        <w:t>Source Nature:</w:t>
+      </w:r>
+      <w:r>
         <w:t xml:space="preserve"> </w:t>
       </w:r>
       <w:r>
+        <w:t>D</w:t>
+      </w:r>
+      <w:r>
+        <w:t>igital</w:t>
+      </w:r>
+      <w:r>
+        <w:t xml:space="preserve"> </w:t>
+      </w:r>
+      <w:r>
         <w:br/>
-      </w:r>
-      <w:r>
-        <w:t xml:space="preserve">* </w:t>
-      </w:r>
-      <w:r>
-        <w:rPr>
-          <w:b/>
-          <w:bCs/>
-        </w:rPr>
-        <w:t>Download Server / Mirror</w:t>
-      </w:r>
-      <w:r>
-        <w:t xml:space="preserve">: </w:t>
-      </w:r>
-      <w:r>
-        <w:t>https://www.mobygames.com [MobyGames Main Web Server]</w:t>
+        <w:t xml:space="preserve">* </w:t>
+      </w:r>
+      <w:r>
+        <w:rPr>
+          <w:b/>
+        </w:rPr>
+        <w:t>Storage Host</w:t>
+      </w:r>
+      <w:r>
+        <w:t>: https://www.mobygames.com [MobyGames Main Web Server]</w:t>
       </w:r>
       <w:r>
         <w:br/>
@@ -780,30 +742,26 @@
       <w:r>
         <w:rPr>
           <w:b/>
-          <w:bCs/>
-        </w:rPr>
-        <w:t>Download Method</w:t>
-      </w:r>
-      <w:r>
-        <w:t xml:space="preserve">: </w:t>
-      </w:r>
-      <w:r>
-        <w:t>Web Tool: Sejda - HTML to PDF (https://www.sejda.com/html-to-pdf) [convert html to pdf]</w:t>
-      </w:r>
-    </w:p>
-    <w:p>
-      <w:pPr>
-        <w:ind w:left="720"/>
-      </w:pPr>
-      <w:r>
-        <w:t xml:space="preserve">* </w:t>
-      </w:r>
-      <w:r>
-        <w:rPr>
-          <w:b/>
-          <w:bCs/>
-        </w:rPr>
-        <w:t>Download Format</w:t>
+        </w:rPr>
+        <w:t>Acquisition Method</w:t>
+      </w:r>
+      <w:r>
+        <w:t>: Web Tool: Sejda - HTML to PDF (https://www.sejda.com/html-to-pdf) [convert html to pdf]</w:t>
+      </w:r>
+    </w:p>
+    <w:p>
+      <w:pPr>
+        <w:ind w:left="720"/>
+      </w:pPr>
+      <w:r>
+        <w:lastRenderedPageBreak/>
+        <w:t xml:space="preserve">* </w:t>
+      </w:r>
+      <w:r>
+        <w:rPr>
+          <w:b/>
+        </w:rPr>
+        <w:t>File Format</w:t>
       </w:r>
       <w:r>
         <w:t>: .pdf</w:t>
@@ -819,9 +777,8 @@
       <w:r>
         <w:rPr>
           <w:b/>
-          <w:bCs/>
-        </w:rPr>
-        <w:t>Download Quality</w:t>
+        </w:rPr>
+        <w:t>Content Quality</w:t>
       </w:r>
       <w:r>
         <w:t xml:space="preserve">: Medium </w:t>
@@ -837,9 +794,8 @@
       <w:r>
         <w:rPr>
           <w:b/>
-          <w:bCs/>
-        </w:rPr>
-        <w:t>Download Date</w:t>
+        </w:rPr>
+        <w:t>Acquisition Date</w:t>
       </w:r>
       <w:r>
         <w:t>: 8/28/2025</w:t>
@@ -850,53 +806,28 @@
         <w:ind w:left="720"/>
       </w:pPr>
       <w:r>
-        <w:lastRenderedPageBreak/>
-        <w:t xml:space="preserve">* </w:t>
-      </w:r>
-      <w:r>
-        <w:rPr>
-          <w:b/>
-          <w:bCs/>
-        </w:rPr>
-        <w:t>Saved Location</w:t>
-      </w:r>
-      <w:r>
-        <w:t xml:space="preserve">: </w:t>
-      </w:r>
-      <w:r>
-        <w:t>KINGSTON Games (F:)/Games</w:t>
-      </w:r>
-      <w:proofErr w:type="gramStart"/>
-      <w:r>
-        <w:t>/..</w:t>
-      </w:r>
-      <w:proofErr w:type="gramEnd"/>
-      <w:r>
-        <w:t xml:space="preserve"> | </w:t>
-      </w:r>
-      <w:r>
-        <w:t xml:space="preserve">StorageType: Cloud -&gt; Platform: GitHub -&gt; Account: gamekingdomelbaf1 -&gt; Repository: KingdomheartsGame -&gt; Path: Games/PC/Strategy/Commandos Behind Enemy Lines (2.51 </w:t>
-      </w:r>
-      <w:proofErr w:type="gramStart"/>
-      <w:r>
-        <w:t>GB)/</w:t>
-      </w:r>
-      <w:r>
-        <w:t>..</w:t>
-      </w:r>
-      <w:proofErr w:type="gramEnd"/>
-    </w:p>
-    <w:p>
-      <w:pPr>
-        <w:ind w:left="720"/>
-      </w:pPr>
-      <w:r>
-        <w:t xml:space="preserve">* </w:t>
-      </w:r>
-      <w:r>
-        <w:rPr>
-          <w:b/>
-          <w:bCs/>
+        <w:t xml:space="preserve">* </w:t>
+      </w:r>
+      <w:r>
+        <w:rPr>
+          <w:b/>
+        </w:rPr>
+        <w:t>Storage Location</w:t>
+      </w:r>
+      <w:r>
+        <w:t>: KINGSTON Games (F:)/Games/.. | StorageType: Cloud -&gt; Platform: GitHub -&gt; Account: gamekingdomelbaf1 -&gt; Repository: KingdomheartsGame -&gt; Path: Games/PC/Strategy/Commandos Behind Enemy Lines (2.51 GB)/..</w:t>
+      </w:r>
+    </w:p>
+    <w:p>
+      <w:pPr>
+        <w:ind w:left="720"/>
+      </w:pPr>
+      <w:r>
+        <w:t xml:space="preserve">* </w:t>
+      </w:r>
+      <w:r>
+        <w:rPr>
+          <w:b/>
         </w:rPr>
         <w:t>Notes</w:t>
       </w:r>
@@ -1941,6 +1872,18 @@
       <w:u w:val="single"/>
     </w:rPr>
   </w:style>
+  <w:style w:type="character" w:styleId="UnresolvedMention">
+    <w:name w:val="Unresolved Mention"/>
+    <w:basedOn w:val="DefaultParagraphFont"/>
+    <w:uiPriority w:val="99"/>
+    <w:semiHidden/>
+    <w:unhideWhenUsed/>
+    <w:rsid w:val="00D755D8"/>
+    <w:rPr>
+      <w:color w:val="605E5C"/>
+      <w:shd w:val="clear" w:color="auto" w:fill="E1DFDD"/>
+    </w:rPr>
+  </w:style>
 </w:styles>
 </file>
 
